--- a/Collatio/5/1. Textos/1. Marcados/5-B.docx
+++ b/Collatio/5/1. Textos/1. Marcados/5-B.docx
@@ -1,15 +1,17 @@
 
 <file path=word/document.xml><?xml version="1.0" encoding="utf-8"?>
-<w:document xmlns:wpc="http://schemas.microsoft.com/office/word/2010/wordprocessingCanvas" xmlns:cx="http://schemas.microsoft.com/office/drawing/2014/chartex" xmlns:cx1="http://schemas.microsoft.com/office/drawing/2015/9/8/chartex" xmlns:cx2="http://schemas.microsoft.com/office/drawing/2015/10/21/chartex" xmlns:cx3="http://schemas.microsoft.com/office/drawing/2016/5/9/chartex" xmlns:cx4="http://schemas.microsoft.com/office/drawing/2016/5/10/chartex" xmlns:cx5="http://schemas.microsoft.com/office/drawing/2016/5/11/chartex" xmlns:cx6="http://schemas.microsoft.com/office/drawing/2016/5/12/chartex" xmlns:cx7="http://schemas.microsoft.com/office/drawing/2016/5/13/chartex" xmlns:cx8="http://schemas.microsoft.com/office/drawing/2016/5/14/chartex" xmlns:mc="http://schemas.openxmlformats.org/markup-compatibility/2006" xmlns:aink="http://schemas.microsoft.com/office/drawing/2016/ink" xmlns:am3d="http://schemas.microsoft.com/office/drawing/2017/model3d" xmlns:o="urn:schemas-microsoft-com:office:office" xmlns:oel="http://schemas.microsoft.com/office/2019/extlst" xmlns:r="http://schemas.openxmlformats.org/officeDocument/2006/relationships" xmlns:m="http://schemas.openxmlformats.org/officeDocument/2006/math" xmlns:v="urn:schemas-microsoft-com:vml" xmlns:wp14="http://schemas.microsoft.com/office/word/2010/wordprocessingDrawing" xmlns:wp="http://schemas.openxmlformats.org/drawingml/2006/wordprocessingDrawing" xmlns:w10="urn:schemas-microsoft-com:office:word" xmlns:w="http://schemas.openxmlformats.org/wordprocessingml/2006/main" xmlns:w14="http://schemas.microsoft.com/office/word/2010/wordml" xmlns:w15="http://schemas.microsoft.com/office/word/2012/wordml" xmlns:w16cex="http://schemas.microsoft.com/office/word/2018/wordml/cex" xmlns:w16cid="http://schemas.microsoft.com/office/word/2016/wordml/cid" xmlns:w16="http://schemas.microsoft.com/office/word/2018/wordml" xmlns:w16sdtdh="http://schemas.microsoft.com/office/word/2020/wordml/sdtdatahash" xmlns:w16se="http://schemas.microsoft.com/office/word/2015/wordml/symex" xmlns:wpg="http://schemas.microsoft.com/office/word/2010/wordprocessingGroup" xmlns:wpi="http://schemas.microsoft.com/office/word/2010/wordprocessingInk" xmlns:wne="http://schemas.microsoft.com/office/word/2006/wordml" xmlns:wps="http://schemas.microsoft.com/office/word/2010/wordprocessingShape" mc:Ignorable="w14 w15 w16se w16cid w16 w16cex w16sdtdh wp14">
+<w:document xmlns:wpc="http://schemas.microsoft.com/office/word/2010/wordprocessingCanvas" xmlns:cx="http://schemas.microsoft.com/office/drawing/2014/chartex" xmlns:cx1="http://schemas.microsoft.com/office/drawing/2015/9/8/chartex" xmlns:cx2="http://schemas.microsoft.com/office/drawing/2015/10/21/chartex" xmlns:cx3="http://schemas.microsoft.com/office/drawing/2016/5/9/chartex" xmlns:cx4="http://schemas.microsoft.com/office/drawing/2016/5/10/chartex" xmlns:cx5="http://schemas.microsoft.com/office/drawing/2016/5/11/chartex" xmlns:cx6="http://schemas.microsoft.com/office/drawing/2016/5/12/chartex" xmlns:cx7="http://schemas.microsoft.com/office/drawing/2016/5/13/chartex" xmlns:cx8="http://schemas.microsoft.com/office/drawing/2016/5/14/chartex" xmlns:mc="http://schemas.openxmlformats.org/markup-compatibility/2006" xmlns:aink="http://schemas.microsoft.com/office/drawing/2016/ink" xmlns:am3d="http://schemas.microsoft.com/office/drawing/2017/model3d" xmlns:o="urn:schemas-microsoft-com:office:office" xmlns:oel="http://schemas.microsoft.com/office/2019/extlst" xmlns:r="http://schemas.openxmlformats.org/officeDocument/2006/relationships" xmlns:m="http://schemas.openxmlformats.org/officeDocument/2006/math" xmlns:v="urn:schemas-microsoft-com:vml" xmlns:wp14="http://schemas.microsoft.com/office/word/2010/wordprocessingDrawing" xmlns:wp="http://schemas.openxmlformats.org/drawingml/2006/wordprocessingDrawing" xmlns:w10="urn:schemas-microsoft-com:office:word" xmlns:w="http://schemas.openxmlformats.org/wordprocessingml/2006/main" xmlns:w14="http://schemas.microsoft.com/office/word/2010/wordml" xmlns:w15="http://schemas.microsoft.com/office/word/2012/wordml" xmlns:w16cex="http://schemas.microsoft.com/office/word/2018/wordml/cex" xmlns:w16cid="http://schemas.microsoft.com/office/word/2016/wordml/cid" xmlns:w16="http://schemas.microsoft.com/office/word/2018/wordml" xmlns:w16du="http://schemas.microsoft.com/office/word/2023/wordml/word16du" xmlns:w16sdtdh="http://schemas.microsoft.com/office/word/2020/wordml/sdtdatahash" xmlns:w16sdtfl="http://schemas.microsoft.com/office/word/2024/wordml/sdtformatlock" xmlns:w16se="http://schemas.microsoft.com/office/word/2015/wordml/symex" xmlns:wpg="http://schemas.microsoft.com/office/word/2010/wordprocessingGroup" xmlns:wpi="http://schemas.microsoft.com/office/word/2010/wordprocessingInk" xmlns:wne="http://schemas.microsoft.com/office/word/2006/wordml" xmlns:wps="http://schemas.microsoft.com/office/word/2010/wordprocessingShape" mc:Ignorable="w14 w15 w16se w16cid w16 w16cex w16sdtdh w16sdtfl w16du wp14">
   <w:body>
     <w:p>
       <w:pPr>
         <w:rPr>
+          <w:rFonts w:ascii="Brill" w:hAnsi="Brill"/>
           <w:lang w:val="es-ES"/>
         </w:rPr>
       </w:pPr>
       <w:r>
         <w:rPr>
+          <w:rFonts w:ascii="Brill" w:hAnsi="Brill"/>
           <w:color w:val="FF0000"/>
           <w:lang w:val="es-ES"/>
         </w:rPr>
@@ -17,12 +19,302 @@
       </w:r>
       <w:r>
         <w:rPr>
-          <w:lang w:val="es-ES"/>
-        </w:rPr>
-        <w:t xml:space="preserve">dixo el decipulo maestro ruego te que me digas que figura ha dios en si e esta demanda te fago por lo que dizes que en la brivia que dixo dios quando formo a Adan fagamos ombre a nuestra semejança e a nuestra imagen % el fizo el ombre a la figura que el es e dize que el quiere fazer a su semejançia e da se a entender qu el avia aquella figura que el fizo el ombre por eso te ruego que me saques d esta dulda % respondio el maestro d esto te fare yo cierto aina % sepas que dios non ha figura en quanto dios a los santos bien aventurados que estan en la gloria del paraiso ante el non le pueden ver otra </w:t>
-      </w:r>
-      <w:r>
-        <w:rPr>
+          <w:rFonts w:ascii="Brill" w:hAnsi="Brill"/>
+          <w:lang w:val="es-ES"/>
+        </w:rPr>
+        <w:t xml:space="preserve">dixo el </w:t>
+      </w:r>
+      <w:proofErr w:type="spellStart"/>
+      <w:r>
+        <w:rPr>
+          <w:rFonts w:ascii="Brill" w:hAnsi="Brill"/>
+          <w:lang w:val="es-ES"/>
+        </w:rPr>
+        <w:t>decipulo</w:t>
+      </w:r>
+      <w:proofErr w:type="spellEnd"/>
+      <w:r>
+        <w:rPr>
+          <w:rFonts w:ascii="Brill" w:hAnsi="Brill"/>
+          <w:lang w:val="es-ES"/>
+        </w:rPr>
+        <w:t xml:space="preserve"> maestro ruego te que me digas que figura </w:t>
+      </w:r>
+      <w:proofErr w:type="spellStart"/>
+      <w:r>
+        <w:rPr>
+          <w:rFonts w:ascii="Brill" w:hAnsi="Brill"/>
+          <w:lang w:val="es-ES"/>
+        </w:rPr>
+        <w:t>ha</w:t>
+      </w:r>
+      <w:proofErr w:type="spellEnd"/>
+      <w:r>
+        <w:rPr>
+          <w:rFonts w:ascii="Brill" w:hAnsi="Brill"/>
+          <w:lang w:val="es-ES"/>
+        </w:rPr>
+        <w:t xml:space="preserve"> dios en si e esta demanda te fago por lo que dizes que en la </w:t>
+      </w:r>
+      <w:proofErr w:type="spellStart"/>
+      <w:r>
+        <w:rPr>
+          <w:rFonts w:ascii="Brill" w:hAnsi="Brill"/>
+          <w:lang w:val="es-ES"/>
+        </w:rPr>
+        <w:t>brivia</w:t>
+      </w:r>
+      <w:proofErr w:type="spellEnd"/>
+      <w:r>
+        <w:rPr>
+          <w:rFonts w:ascii="Brill" w:hAnsi="Brill"/>
+          <w:lang w:val="es-ES"/>
+        </w:rPr>
+        <w:t xml:space="preserve"> que dixo dios </w:t>
+      </w:r>
+      <w:proofErr w:type="spellStart"/>
+      <w:r>
+        <w:rPr>
+          <w:rFonts w:ascii="Brill" w:hAnsi="Brill"/>
+          <w:lang w:val="es-ES"/>
+        </w:rPr>
+        <w:t>quando</w:t>
+      </w:r>
+      <w:proofErr w:type="spellEnd"/>
+      <w:r>
+        <w:rPr>
+          <w:rFonts w:ascii="Brill" w:hAnsi="Brill"/>
+          <w:lang w:val="es-ES"/>
+        </w:rPr>
+        <w:t xml:space="preserve"> formo a </w:t>
+      </w:r>
+      <w:proofErr w:type="spellStart"/>
+      <w:r>
+        <w:rPr>
+          <w:rFonts w:ascii="Brill" w:hAnsi="Brill"/>
+          <w:lang w:val="es-ES"/>
+        </w:rPr>
+        <w:t>Adan</w:t>
+      </w:r>
+      <w:proofErr w:type="spellEnd"/>
+      <w:r>
+        <w:rPr>
+          <w:rFonts w:ascii="Brill" w:hAnsi="Brill"/>
+          <w:lang w:val="es-ES"/>
+        </w:rPr>
+        <w:t xml:space="preserve"> </w:t>
+      </w:r>
+      <w:proofErr w:type="spellStart"/>
+      <w:r>
+        <w:rPr>
+          <w:rFonts w:ascii="Brill" w:hAnsi="Brill"/>
+          <w:lang w:val="es-ES"/>
+        </w:rPr>
+        <w:t>fagamos</w:t>
+      </w:r>
+      <w:proofErr w:type="spellEnd"/>
+      <w:r>
+        <w:rPr>
+          <w:rFonts w:ascii="Brill" w:hAnsi="Brill"/>
+          <w:lang w:val="es-ES"/>
+        </w:rPr>
+        <w:t xml:space="preserve"> ombre a nuestra semejança e a nuestra imagen % el fizo el ombre a la figura que </w:t>
+      </w:r>
+      <w:proofErr w:type="spellStart"/>
+      <w:r>
+        <w:rPr>
+          <w:rFonts w:ascii="Brill" w:hAnsi="Brill"/>
+          <w:lang w:val="es-ES"/>
+        </w:rPr>
+        <w:t>el</w:t>
+      </w:r>
+      <w:proofErr w:type="spellEnd"/>
+      <w:r>
+        <w:rPr>
+          <w:rFonts w:ascii="Brill" w:hAnsi="Brill"/>
+          <w:lang w:val="es-ES"/>
+        </w:rPr>
+        <w:t xml:space="preserve"> es e dize que </w:t>
+      </w:r>
+      <w:proofErr w:type="spellStart"/>
+      <w:r>
+        <w:rPr>
+          <w:rFonts w:ascii="Brill" w:hAnsi="Brill"/>
+          <w:lang w:val="es-ES"/>
+        </w:rPr>
+        <w:t>el</w:t>
+      </w:r>
+      <w:proofErr w:type="spellEnd"/>
+      <w:r>
+        <w:rPr>
+          <w:rFonts w:ascii="Brill" w:hAnsi="Brill"/>
+          <w:lang w:val="es-ES"/>
+        </w:rPr>
+        <w:t xml:space="preserve"> quiere fazer a su </w:t>
+      </w:r>
+      <w:proofErr w:type="spellStart"/>
+      <w:r>
+        <w:rPr>
+          <w:rFonts w:ascii="Brill" w:hAnsi="Brill"/>
+          <w:lang w:val="es-ES"/>
+        </w:rPr>
+        <w:t>semejançia</w:t>
+      </w:r>
+      <w:proofErr w:type="spellEnd"/>
+      <w:r>
+        <w:rPr>
+          <w:rFonts w:ascii="Brill" w:hAnsi="Brill"/>
+          <w:lang w:val="es-ES"/>
+        </w:rPr>
+        <w:t xml:space="preserve"> e da </w:t>
+      </w:r>
+      <w:proofErr w:type="spellStart"/>
+      <w:r>
+        <w:rPr>
+          <w:rFonts w:ascii="Brill" w:hAnsi="Brill"/>
+          <w:lang w:val="es-ES"/>
+        </w:rPr>
+        <w:t>se</w:t>
+      </w:r>
+      <w:proofErr w:type="spellEnd"/>
+      <w:r>
+        <w:rPr>
+          <w:rFonts w:ascii="Brill" w:hAnsi="Brill"/>
+          <w:lang w:val="es-ES"/>
+        </w:rPr>
+        <w:t xml:space="preserve"> a entender </w:t>
+      </w:r>
+      <w:proofErr w:type="spellStart"/>
+      <w:r>
+        <w:rPr>
+          <w:rFonts w:ascii="Brill" w:hAnsi="Brill"/>
+          <w:lang w:val="es-ES"/>
+        </w:rPr>
+        <w:t>qu</w:t>
+      </w:r>
+      <w:proofErr w:type="spellEnd"/>
+      <w:r>
+        <w:rPr>
+          <w:rFonts w:ascii="Brill" w:hAnsi="Brill"/>
+          <w:lang w:val="es-ES"/>
+        </w:rPr>
+        <w:t xml:space="preserve"> el </w:t>
+      </w:r>
+      <w:proofErr w:type="spellStart"/>
+      <w:r>
+        <w:rPr>
+          <w:rFonts w:ascii="Brill" w:hAnsi="Brill"/>
+          <w:lang w:val="es-ES"/>
+        </w:rPr>
+        <w:t>avia</w:t>
+      </w:r>
+      <w:proofErr w:type="spellEnd"/>
+      <w:r>
+        <w:rPr>
+          <w:rFonts w:ascii="Brill" w:hAnsi="Brill"/>
+          <w:lang w:val="es-ES"/>
+        </w:rPr>
+        <w:t xml:space="preserve"> aquella figura que el fizo el ombre por eso te ruego que me saques d esta </w:t>
+      </w:r>
+      <w:proofErr w:type="spellStart"/>
+      <w:r>
+        <w:rPr>
+          <w:rFonts w:ascii="Brill" w:hAnsi="Brill"/>
+          <w:lang w:val="es-ES"/>
+        </w:rPr>
+        <w:t>dulda</w:t>
+      </w:r>
+      <w:proofErr w:type="spellEnd"/>
+      <w:r>
+        <w:rPr>
+          <w:rFonts w:ascii="Brill" w:hAnsi="Brill"/>
+          <w:lang w:val="es-ES"/>
+        </w:rPr>
+        <w:t xml:space="preserve"> % </w:t>
+      </w:r>
+      <w:proofErr w:type="spellStart"/>
+      <w:r>
+        <w:rPr>
+          <w:rFonts w:ascii="Brill" w:hAnsi="Brill"/>
+          <w:lang w:val="es-ES"/>
+        </w:rPr>
+        <w:t>respondio</w:t>
+      </w:r>
+      <w:proofErr w:type="spellEnd"/>
+      <w:r>
+        <w:rPr>
+          <w:rFonts w:ascii="Brill" w:hAnsi="Brill"/>
+          <w:lang w:val="es-ES"/>
+        </w:rPr>
+        <w:t xml:space="preserve"> el maestro d esto te </w:t>
+      </w:r>
+      <w:proofErr w:type="spellStart"/>
+      <w:r>
+        <w:rPr>
+          <w:rFonts w:ascii="Brill" w:hAnsi="Brill"/>
+          <w:lang w:val="es-ES"/>
+        </w:rPr>
+        <w:t>fare</w:t>
+      </w:r>
+      <w:proofErr w:type="spellEnd"/>
+      <w:r>
+        <w:rPr>
+          <w:rFonts w:ascii="Brill" w:hAnsi="Brill"/>
+          <w:lang w:val="es-ES"/>
+        </w:rPr>
+        <w:t xml:space="preserve"> yo cierto aina % sepas que dios non ha figura en </w:t>
+      </w:r>
+      <w:proofErr w:type="spellStart"/>
+      <w:r>
+        <w:rPr>
+          <w:rFonts w:ascii="Brill" w:hAnsi="Brill"/>
+          <w:lang w:val="es-ES"/>
+        </w:rPr>
+        <w:t>quanto</w:t>
+      </w:r>
+      <w:proofErr w:type="spellEnd"/>
+      <w:r>
+        <w:rPr>
+          <w:rFonts w:ascii="Brill" w:hAnsi="Brill"/>
+          <w:lang w:val="es-ES"/>
+        </w:rPr>
+        <w:t xml:space="preserve"> dios a los santos bien aventurados que </w:t>
+      </w:r>
+      <w:proofErr w:type="spellStart"/>
+      <w:r>
+        <w:rPr>
+          <w:rFonts w:ascii="Brill" w:hAnsi="Brill"/>
+          <w:lang w:val="es-ES"/>
+        </w:rPr>
+        <w:t>estan</w:t>
+      </w:r>
+      <w:proofErr w:type="spellEnd"/>
+      <w:r>
+        <w:rPr>
+          <w:rFonts w:ascii="Brill" w:hAnsi="Brill"/>
+          <w:lang w:val="es-ES"/>
+        </w:rPr>
+        <w:t xml:space="preserve"> en la gloria del </w:t>
+      </w:r>
+      <w:proofErr w:type="spellStart"/>
+      <w:r>
+        <w:rPr>
+          <w:rFonts w:ascii="Brill" w:hAnsi="Brill"/>
+          <w:lang w:val="es-ES"/>
+        </w:rPr>
+        <w:t>paraiso</w:t>
+      </w:r>
+      <w:proofErr w:type="spellEnd"/>
+      <w:r>
+        <w:rPr>
+          <w:rFonts w:ascii="Brill" w:hAnsi="Brill"/>
+          <w:lang w:val="es-ES"/>
+        </w:rPr>
+        <w:t xml:space="preserve"> ante el non le pueden ver otra </w:t>
+      </w:r>
+      <w:r>
+        <w:rPr>
+          <w:rFonts w:ascii="Brill" w:hAnsi="Brill"/>
           <w:color w:val="FF0000"/>
           <w:lang w:val="es-ES"/>
         </w:rPr>
@@ -30,48 +322,1754 @@
       </w:r>
       <w:r>
         <w:rPr>
-          <w:lang w:val="es-ES"/>
-        </w:rPr>
-        <w:t xml:space="preserve">voz si non semejança % si non voz e claridat que ha en si % e este es quarto vicio e quanto bien ellos han de que nunca se pueden fartar en ningun tienpo % a lo que tu demandas que dize en la brivia que dios dixo quando formo a Adan % fagamos ombre a la nuestra semejança e a la nuestra imagen % que se da a entender que pues Adan avia esta figura que tal la avia dios % sepas que non es este el entendimiento d esta razon mas es el que te yo dire % ante que dios formase a Adan ante sabia el muy bien lo que Adan avia de fazer contra el en como avia de errar e de pecar % e asi como el nuestro señor sabia como Adan avia </w:t>
-      </w:r>
-      <w:r>
-        <w:rPr>
+          <w:rFonts w:ascii="Brill" w:hAnsi="Brill"/>
+          <w:lang w:val="es-ES"/>
+        </w:rPr>
+        <w:t xml:space="preserve">voz si non semejança % si non voz e claridat que ha en si % e este es </w:t>
+      </w:r>
+      <w:proofErr w:type="spellStart"/>
+      <w:r>
+        <w:rPr>
+          <w:rFonts w:ascii="Brill" w:hAnsi="Brill"/>
+          <w:lang w:val="es-ES"/>
+        </w:rPr>
+        <w:t>quarto</w:t>
+      </w:r>
+      <w:proofErr w:type="spellEnd"/>
+      <w:r>
+        <w:rPr>
+          <w:rFonts w:ascii="Brill" w:hAnsi="Brill"/>
+          <w:lang w:val="es-ES"/>
+        </w:rPr>
+        <w:t xml:space="preserve"> vicio e </w:t>
+      </w:r>
+      <w:proofErr w:type="spellStart"/>
+      <w:r>
+        <w:rPr>
+          <w:rFonts w:ascii="Brill" w:hAnsi="Brill"/>
+          <w:lang w:val="es-ES"/>
+        </w:rPr>
+        <w:t>quanto</w:t>
+      </w:r>
+      <w:proofErr w:type="spellEnd"/>
+      <w:r>
+        <w:rPr>
+          <w:rFonts w:ascii="Brill" w:hAnsi="Brill"/>
+          <w:lang w:val="es-ES"/>
+        </w:rPr>
+        <w:t xml:space="preserve"> bien ellos han de que nunca se pueden </w:t>
+      </w:r>
+      <w:proofErr w:type="spellStart"/>
+      <w:r>
+        <w:rPr>
+          <w:rFonts w:ascii="Brill" w:hAnsi="Brill"/>
+          <w:lang w:val="es-ES"/>
+        </w:rPr>
+        <w:t>fartar</w:t>
+      </w:r>
+      <w:proofErr w:type="spellEnd"/>
+      <w:r>
+        <w:rPr>
+          <w:rFonts w:ascii="Brill" w:hAnsi="Brill"/>
+          <w:lang w:val="es-ES"/>
+        </w:rPr>
+        <w:t xml:space="preserve"> en </w:t>
+      </w:r>
+      <w:proofErr w:type="spellStart"/>
+      <w:r>
+        <w:rPr>
+          <w:rFonts w:ascii="Brill" w:hAnsi="Brill"/>
+          <w:lang w:val="es-ES"/>
+        </w:rPr>
+        <w:t>ningun</w:t>
+      </w:r>
+      <w:proofErr w:type="spellEnd"/>
+      <w:r>
+        <w:rPr>
+          <w:rFonts w:ascii="Brill" w:hAnsi="Brill"/>
+          <w:lang w:val="es-ES"/>
+        </w:rPr>
+        <w:t xml:space="preserve"> </w:t>
+      </w:r>
+      <w:proofErr w:type="spellStart"/>
+      <w:r>
+        <w:rPr>
+          <w:rFonts w:ascii="Brill" w:hAnsi="Brill"/>
+          <w:lang w:val="es-ES"/>
+        </w:rPr>
+        <w:t>tienpo</w:t>
+      </w:r>
+      <w:proofErr w:type="spellEnd"/>
+      <w:r>
+        <w:rPr>
+          <w:rFonts w:ascii="Brill" w:hAnsi="Brill"/>
+          <w:lang w:val="es-ES"/>
+        </w:rPr>
+        <w:t xml:space="preserve"> % a lo que tu demandas que dize en la </w:t>
+      </w:r>
+      <w:proofErr w:type="spellStart"/>
+      <w:r>
+        <w:rPr>
+          <w:rFonts w:ascii="Brill" w:hAnsi="Brill"/>
+          <w:lang w:val="es-ES"/>
+        </w:rPr>
+        <w:t>brivia</w:t>
+      </w:r>
+      <w:proofErr w:type="spellEnd"/>
+      <w:r>
+        <w:rPr>
+          <w:rFonts w:ascii="Brill" w:hAnsi="Brill"/>
+          <w:lang w:val="es-ES"/>
+        </w:rPr>
+        <w:t xml:space="preserve"> que dios dixo </w:t>
+      </w:r>
+      <w:proofErr w:type="spellStart"/>
+      <w:r>
+        <w:rPr>
+          <w:rFonts w:ascii="Brill" w:hAnsi="Brill"/>
+          <w:lang w:val="es-ES"/>
+        </w:rPr>
+        <w:t>quando</w:t>
+      </w:r>
+      <w:proofErr w:type="spellEnd"/>
+      <w:r>
+        <w:rPr>
+          <w:rFonts w:ascii="Brill" w:hAnsi="Brill"/>
+          <w:lang w:val="es-ES"/>
+        </w:rPr>
+        <w:t xml:space="preserve"> formo a </w:t>
+      </w:r>
+      <w:proofErr w:type="spellStart"/>
+      <w:r>
+        <w:rPr>
+          <w:rFonts w:ascii="Brill" w:hAnsi="Brill"/>
+          <w:lang w:val="es-ES"/>
+        </w:rPr>
+        <w:t>Adan</w:t>
+      </w:r>
+      <w:proofErr w:type="spellEnd"/>
+      <w:r>
+        <w:rPr>
+          <w:rFonts w:ascii="Brill" w:hAnsi="Brill"/>
+          <w:lang w:val="es-ES"/>
+        </w:rPr>
+        <w:t xml:space="preserve"> % </w:t>
+      </w:r>
+      <w:proofErr w:type="spellStart"/>
+      <w:r>
+        <w:rPr>
+          <w:rFonts w:ascii="Brill" w:hAnsi="Brill"/>
+          <w:lang w:val="es-ES"/>
+        </w:rPr>
+        <w:t>fagamos</w:t>
+      </w:r>
+      <w:proofErr w:type="spellEnd"/>
+      <w:r>
+        <w:rPr>
+          <w:rFonts w:ascii="Brill" w:hAnsi="Brill"/>
+          <w:lang w:val="es-ES"/>
+        </w:rPr>
+        <w:t xml:space="preserve"> ombre a la nuestra semejança e a la nuestra imagen % que se da a entender que pues </w:t>
+      </w:r>
+      <w:proofErr w:type="spellStart"/>
+      <w:r>
+        <w:rPr>
+          <w:rFonts w:ascii="Brill" w:hAnsi="Brill"/>
+          <w:lang w:val="es-ES"/>
+        </w:rPr>
+        <w:t>Adan</w:t>
+      </w:r>
+      <w:proofErr w:type="spellEnd"/>
+      <w:r>
+        <w:rPr>
+          <w:rFonts w:ascii="Brill" w:hAnsi="Brill"/>
+          <w:lang w:val="es-ES"/>
+        </w:rPr>
+        <w:t xml:space="preserve"> </w:t>
+      </w:r>
+      <w:proofErr w:type="spellStart"/>
+      <w:r>
+        <w:rPr>
+          <w:rFonts w:ascii="Brill" w:hAnsi="Brill"/>
+          <w:lang w:val="es-ES"/>
+        </w:rPr>
+        <w:t>avia</w:t>
+      </w:r>
+      <w:proofErr w:type="spellEnd"/>
+      <w:r>
+        <w:rPr>
+          <w:rFonts w:ascii="Brill" w:hAnsi="Brill"/>
+          <w:lang w:val="es-ES"/>
+        </w:rPr>
+        <w:t xml:space="preserve"> esta figura que tal la </w:t>
+      </w:r>
+      <w:proofErr w:type="spellStart"/>
+      <w:r>
+        <w:rPr>
+          <w:rFonts w:ascii="Brill" w:hAnsi="Brill"/>
+          <w:lang w:val="es-ES"/>
+        </w:rPr>
+        <w:t>avia</w:t>
+      </w:r>
+      <w:proofErr w:type="spellEnd"/>
+      <w:r>
+        <w:rPr>
+          <w:rFonts w:ascii="Brill" w:hAnsi="Brill"/>
+          <w:lang w:val="es-ES"/>
+        </w:rPr>
+        <w:t xml:space="preserve"> dios % sepas que non es este el entendimiento d esta </w:t>
+      </w:r>
+      <w:proofErr w:type="spellStart"/>
+      <w:r>
+        <w:rPr>
+          <w:rFonts w:ascii="Brill" w:hAnsi="Brill"/>
+          <w:lang w:val="es-ES"/>
+        </w:rPr>
+        <w:t>razon</w:t>
+      </w:r>
+      <w:proofErr w:type="spellEnd"/>
+      <w:r>
+        <w:rPr>
+          <w:rFonts w:ascii="Brill" w:hAnsi="Brill"/>
+          <w:lang w:val="es-ES"/>
+        </w:rPr>
+        <w:t xml:space="preserve"> </w:t>
+      </w:r>
+      <w:proofErr w:type="spellStart"/>
+      <w:r>
+        <w:rPr>
+          <w:rFonts w:ascii="Brill" w:hAnsi="Brill"/>
+          <w:lang w:val="es-ES"/>
+        </w:rPr>
+        <w:t>mas</w:t>
+      </w:r>
+      <w:proofErr w:type="spellEnd"/>
+      <w:r>
+        <w:rPr>
+          <w:rFonts w:ascii="Brill" w:hAnsi="Brill"/>
+          <w:lang w:val="es-ES"/>
+        </w:rPr>
+        <w:t xml:space="preserve"> es el que te yo </w:t>
+      </w:r>
+      <w:proofErr w:type="spellStart"/>
+      <w:r>
+        <w:rPr>
+          <w:rFonts w:ascii="Brill" w:hAnsi="Brill"/>
+          <w:lang w:val="es-ES"/>
+        </w:rPr>
+        <w:t>dire</w:t>
+      </w:r>
+      <w:proofErr w:type="spellEnd"/>
+      <w:r>
+        <w:rPr>
+          <w:rFonts w:ascii="Brill" w:hAnsi="Brill"/>
+          <w:lang w:val="es-ES"/>
+        </w:rPr>
+        <w:t xml:space="preserve"> % ante que dios formase a </w:t>
+      </w:r>
+      <w:proofErr w:type="spellStart"/>
+      <w:r>
+        <w:rPr>
+          <w:rFonts w:ascii="Brill" w:hAnsi="Brill"/>
+          <w:lang w:val="es-ES"/>
+        </w:rPr>
+        <w:t>Adan</w:t>
+      </w:r>
+      <w:proofErr w:type="spellEnd"/>
+      <w:r>
+        <w:rPr>
+          <w:rFonts w:ascii="Brill" w:hAnsi="Brill"/>
+          <w:lang w:val="es-ES"/>
+        </w:rPr>
+        <w:t xml:space="preserve"> ante sabia el muy bien lo que </w:t>
+      </w:r>
+      <w:proofErr w:type="spellStart"/>
+      <w:r>
+        <w:rPr>
+          <w:rFonts w:ascii="Brill" w:hAnsi="Brill"/>
+          <w:lang w:val="es-ES"/>
+        </w:rPr>
+        <w:t>Adan</w:t>
+      </w:r>
+      <w:proofErr w:type="spellEnd"/>
+      <w:r>
+        <w:rPr>
+          <w:rFonts w:ascii="Brill" w:hAnsi="Brill"/>
+          <w:lang w:val="es-ES"/>
+        </w:rPr>
+        <w:t xml:space="preserve"> </w:t>
+      </w:r>
+      <w:proofErr w:type="spellStart"/>
+      <w:r>
+        <w:rPr>
+          <w:rFonts w:ascii="Brill" w:hAnsi="Brill"/>
+          <w:lang w:val="es-ES"/>
+        </w:rPr>
+        <w:t>avia</w:t>
+      </w:r>
+      <w:proofErr w:type="spellEnd"/>
+      <w:r>
+        <w:rPr>
+          <w:rFonts w:ascii="Brill" w:hAnsi="Brill"/>
+          <w:lang w:val="es-ES"/>
+        </w:rPr>
+        <w:t xml:space="preserve"> de fazer contra el en como </w:t>
+      </w:r>
+      <w:proofErr w:type="spellStart"/>
+      <w:r>
+        <w:rPr>
+          <w:rFonts w:ascii="Brill" w:hAnsi="Brill"/>
+          <w:lang w:val="es-ES"/>
+        </w:rPr>
+        <w:t>avia</w:t>
+      </w:r>
+      <w:proofErr w:type="spellEnd"/>
+      <w:r>
+        <w:rPr>
+          <w:rFonts w:ascii="Brill" w:hAnsi="Brill"/>
+          <w:lang w:val="es-ES"/>
+        </w:rPr>
+        <w:t xml:space="preserve"> de errar </w:t>
+      </w:r>
+      <w:proofErr w:type="spellStart"/>
+      <w:r>
+        <w:rPr>
+          <w:rFonts w:ascii="Brill" w:hAnsi="Brill"/>
+          <w:lang w:val="es-ES"/>
+        </w:rPr>
+        <w:t>e</w:t>
+      </w:r>
+      <w:proofErr w:type="spellEnd"/>
+      <w:r>
+        <w:rPr>
+          <w:rFonts w:ascii="Brill" w:hAnsi="Brill"/>
+          <w:lang w:val="es-ES"/>
+        </w:rPr>
+        <w:t xml:space="preserve"> de pecar % e </w:t>
+      </w:r>
+      <w:proofErr w:type="spellStart"/>
+      <w:r>
+        <w:rPr>
+          <w:rFonts w:ascii="Brill" w:hAnsi="Brill"/>
+          <w:lang w:val="es-ES"/>
+        </w:rPr>
+        <w:t>asi</w:t>
+      </w:r>
+      <w:proofErr w:type="spellEnd"/>
+      <w:r>
+        <w:rPr>
+          <w:rFonts w:ascii="Brill" w:hAnsi="Brill"/>
+          <w:lang w:val="es-ES"/>
+        </w:rPr>
+        <w:t xml:space="preserve"> como el nuestro señor sabia como </w:t>
+      </w:r>
+      <w:proofErr w:type="spellStart"/>
+      <w:r>
+        <w:rPr>
+          <w:rFonts w:ascii="Brill" w:hAnsi="Brill"/>
+          <w:lang w:val="es-ES"/>
+        </w:rPr>
+        <w:t>Adan</w:t>
+      </w:r>
+      <w:proofErr w:type="spellEnd"/>
+      <w:r>
+        <w:rPr>
+          <w:rFonts w:ascii="Brill" w:hAnsi="Brill"/>
+          <w:lang w:val="es-ES"/>
+        </w:rPr>
+        <w:t xml:space="preserve"> </w:t>
+      </w:r>
+      <w:proofErr w:type="spellStart"/>
+      <w:r>
+        <w:rPr>
+          <w:rFonts w:ascii="Brill" w:hAnsi="Brill"/>
+          <w:lang w:val="es-ES"/>
+        </w:rPr>
+        <w:t>avia</w:t>
+      </w:r>
+      <w:proofErr w:type="spellEnd"/>
+      <w:r>
+        <w:rPr>
+          <w:rFonts w:ascii="Brill" w:hAnsi="Brill"/>
+          <w:lang w:val="es-ES"/>
+        </w:rPr>
+        <w:t xml:space="preserve"> </w:t>
+      </w:r>
+      <w:r>
+        <w:rPr>
+          <w:rFonts w:ascii="Brill" w:hAnsi="Brill"/>
           <w:color w:val="FF0000"/>
           <w:lang w:val="es-ES"/>
         </w:rPr>
-        <w:t>de fazer contra el en como avia</w:t>
-      </w:r>
-      <w:r>
-        <w:rPr>
-          <w:lang w:val="es-ES"/>
-        </w:rPr>
-        <w:t xml:space="preserve"> a errar contra el aviendo forma de ombre conplida e seyendo ombre conplido luego el ordeno que tal yerro en si mesmo que se avia a desfazer por otro ombre de carne vivo como era Adan % que convenie que en aquella figura en que se fazia el pecado e el yerro que en aquella figura se tolliese e se enmenda se % e vio nuestro señor de como Adan era el primero ombre que el feziera e que con otro ombre que el feziese nascer en el mundo que non podria toller yerro de aquel si non por si mesmo que convenie que el que era criador de todo que tomase forma de criatura que es el ombre % ca natura es derecha que con la cossa mas fuerte defaze el </w:t>
-      </w:r>
-      <w:r>
-        <w:rPr>
+        <w:t xml:space="preserve">de fazer contra el en como </w:t>
+      </w:r>
+      <w:proofErr w:type="spellStart"/>
+      <w:r>
+        <w:rPr>
+          <w:rFonts w:ascii="Brill" w:hAnsi="Brill"/>
           <w:color w:val="FF0000"/>
           <w:lang w:val="es-ES"/>
         </w:rPr>
+        <w:t>avia</w:t>
+      </w:r>
+      <w:proofErr w:type="spellEnd"/>
+      <w:r>
+        <w:rPr>
+          <w:rFonts w:ascii="Brill" w:hAnsi="Brill"/>
+          <w:lang w:val="es-ES"/>
+        </w:rPr>
+        <w:t xml:space="preserve"> a errar contra el aviendo forma de ombre </w:t>
+      </w:r>
+      <w:proofErr w:type="spellStart"/>
+      <w:r>
+        <w:rPr>
+          <w:rFonts w:ascii="Brill" w:hAnsi="Brill"/>
+          <w:lang w:val="es-ES"/>
+        </w:rPr>
+        <w:t>conplida</w:t>
+      </w:r>
+      <w:proofErr w:type="spellEnd"/>
+      <w:r>
+        <w:rPr>
+          <w:rFonts w:ascii="Brill" w:hAnsi="Brill"/>
+          <w:lang w:val="es-ES"/>
+        </w:rPr>
+        <w:t xml:space="preserve"> e </w:t>
+      </w:r>
+      <w:proofErr w:type="spellStart"/>
+      <w:r>
+        <w:rPr>
+          <w:rFonts w:ascii="Brill" w:hAnsi="Brill"/>
+          <w:lang w:val="es-ES"/>
+        </w:rPr>
+        <w:t>seyendo</w:t>
+      </w:r>
+      <w:proofErr w:type="spellEnd"/>
+      <w:r>
+        <w:rPr>
+          <w:rFonts w:ascii="Brill" w:hAnsi="Brill"/>
+          <w:lang w:val="es-ES"/>
+        </w:rPr>
+        <w:t xml:space="preserve"> ombre </w:t>
+      </w:r>
+      <w:proofErr w:type="spellStart"/>
+      <w:r>
+        <w:rPr>
+          <w:rFonts w:ascii="Brill" w:hAnsi="Brill"/>
+          <w:lang w:val="es-ES"/>
+        </w:rPr>
+        <w:t>conplido</w:t>
+      </w:r>
+      <w:proofErr w:type="spellEnd"/>
+      <w:r>
+        <w:rPr>
+          <w:rFonts w:ascii="Brill" w:hAnsi="Brill"/>
+          <w:lang w:val="es-ES"/>
+        </w:rPr>
+        <w:t xml:space="preserve"> luego el ordeno que tal yerro en si mesmo que se </w:t>
+      </w:r>
+      <w:proofErr w:type="spellStart"/>
+      <w:r>
+        <w:rPr>
+          <w:rFonts w:ascii="Brill" w:hAnsi="Brill"/>
+          <w:lang w:val="es-ES"/>
+        </w:rPr>
+        <w:t>avia</w:t>
+      </w:r>
+      <w:proofErr w:type="spellEnd"/>
+      <w:r>
+        <w:rPr>
+          <w:rFonts w:ascii="Brill" w:hAnsi="Brill"/>
+          <w:lang w:val="es-ES"/>
+        </w:rPr>
+        <w:t xml:space="preserve"> a </w:t>
+      </w:r>
+      <w:proofErr w:type="spellStart"/>
+      <w:r>
+        <w:rPr>
+          <w:rFonts w:ascii="Brill" w:hAnsi="Brill"/>
+          <w:lang w:val="es-ES"/>
+        </w:rPr>
+        <w:t>desfazer</w:t>
+      </w:r>
+      <w:proofErr w:type="spellEnd"/>
+      <w:r>
+        <w:rPr>
+          <w:rFonts w:ascii="Brill" w:hAnsi="Brill"/>
+          <w:lang w:val="es-ES"/>
+        </w:rPr>
+        <w:t xml:space="preserve"> por otro ombre de carne vivo como era </w:t>
+      </w:r>
+      <w:proofErr w:type="spellStart"/>
+      <w:r>
+        <w:rPr>
+          <w:rFonts w:ascii="Brill" w:hAnsi="Brill"/>
+          <w:lang w:val="es-ES"/>
+        </w:rPr>
+        <w:t>Adan</w:t>
+      </w:r>
+      <w:proofErr w:type="spellEnd"/>
+      <w:r>
+        <w:rPr>
+          <w:rFonts w:ascii="Brill" w:hAnsi="Brill"/>
+          <w:lang w:val="es-ES"/>
+        </w:rPr>
+        <w:t xml:space="preserve"> % que convenie que en aquella figura en que se </w:t>
+      </w:r>
+      <w:proofErr w:type="spellStart"/>
+      <w:r>
+        <w:rPr>
+          <w:rFonts w:ascii="Brill" w:hAnsi="Brill"/>
+          <w:lang w:val="es-ES"/>
+        </w:rPr>
+        <w:t>fazia</w:t>
+      </w:r>
+      <w:proofErr w:type="spellEnd"/>
+      <w:r>
+        <w:rPr>
+          <w:rFonts w:ascii="Brill" w:hAnsi="Brill"/>
+          <w:lang w:val="es-ES"/>
+        </w:rPr>
+        <w:t xml:space="preserve"> el pecado e el yerro que en aquella figura se </w:t>
+      </w:r>
+      <w:proofErr w:type="spellStart"/>
+      <w:r>
+        <w:rPr>
+          <w:rFonts w:ascii="Brill" w:hAnsi="Brill"/>
+          <w:lang w:val="es-ES"/>
+        </w:rPr>
+        <w:t>tolliese</w:t>
+      </w:r>
+      <w:proofErr w:type="spellEnd"/>
+      <w:r>
+        <w:rPr>
+          <w:rFonts w:ascii="Brill" w:hAnsi="Brill"/>
+          <w:lang w:val="es-ES"/>
+        </w:rPr>
+        <w:t xml:space="preserve"> e se </w:t>
+      </w:r>
+      <w:proofErr w:type="spellStart"/>
+      <w:r>
+        <w:rPr>
+          <w:rFonts w:ascii="Brill" w:hAnsi="Brill"/>
+          <w:lang w:val="es-ES"/>
+        </w:rPr>
+        <w:t>enmenda</w:t>
+      </w:r>
+      <w:proofErr w:type="spellEnd"/>
+      <w:r>
+        <w:rPr>
+          <w:rFonts w:ascii="Brill" w:hAnsi="Brill"/>
+          <w:lang w:val="es-ES"/>
+        </w:rPr>
+        <w:t xml:space="preserve"> se % e vio nuestro señor de como </w:t>
+      </w:r>
+      <w:proofErr w:type="spellStart"/>
+      <w:r>
+        <w:rPr>
+          <w:rFonts w:ascii="Brill" w:hAnsi="Brill"/>
+          <w:lang w:val="es-ES"/>
+        </w:rPr>
+        <w:t>Adan</w:t>
+      </w:r>
+      <w:proofErr w:type="spellEnd"/>
+      <w:r>
+        <w:rPr>
+          <w:rFonts w:ascii="Brill" w:hAnsi="Brill"/>
+          <w:lang w:val="es-ES"/>
+        </w:rPr>
+        <w:t xml:space="preserve"> era el primero ombre que el </w:t>
+      </w:r>
+      <w:proofErr w:type="spellStart"/>
+      <w:r>
+        <w:rPr>
+          <w:rFonts w:ascii="Brill" w:hAnsi="Brill"/>
+          <w:lang w:val="es-ES"/>
+        </w:rPr>
+        <w:t>feziera</w:t>
+      </w:r>
+      <w:proofErr w:type="spellEnd"/>
+      <w:r>
+        <w:rPr>
+          <w:rFonts w:ascii="Brill" w:hAnsi="Brill"/>
+          <w:lang w:val="es-ES"/>
+        </w:rPr>
+        <w:t xml:space="preserve"> e que con otro ombre que el </w:t>
+      </w:r>
+      <w:proofErr w:type="spellStart"/>
+      <w:r>
+        <w:rPr>
+          <w:rFonts w:ascii="Brill" w:hAnsi="Brill"/>
+          <w:lang w:val="es-ES"/>
+        </w:rPr>
+        <w:t>feziese</w:t>
+      </w:r>
+      <w:proofErr w:type="spellEnd"/>
+      <w:r>
+        <w:rPr>
+          <w:rFonts w:ascii="Brill" w:hAnsi="Brill"/>
+          <w:lang w:val="es-ES"/>
+        </w:rPr>
+        <w:t xml:space="preserve"> nascer en el mundo que non </w:t>
+      </w:r>
+      <w:proofErr w:type="spellStart"/>
+      <w:r>
+        <w:rPr>
+          <w:rFonts w:ascii="Brill" w:hAnsi="Brill"/>
+          <w:lang w:val="es-ES"/>
+        </w:rPr>
+        <w:t>podria</w:t>
+      </w:r>
+      <w:proofErr w:type="spellEnd"/>
+      <w:r>
+        <w:rPr>
+          <w:rFonts w:ascii="Brill" w:hAnsi="Brill"/>
+          <w:lang w:val="es-ES"/>
+        </w:rPr>
+        <w:t xml:space="preserve"> </w:t>
+      </w:r>
+      <w:proofErr w:type="spellStart"/>
+      <w:r>
+        <w:rPr>
+          <w:rFonts w:ascii="Brill" w:hAnsi="Brill"/>
+          <w:lang w:val="es-ES"/>
+        </w:rPr>
+        <w:t>toller</w:t>
+      </w:r>
+      <w:proofErr w:type="spellEnd"/>
+      <w:r>
+        <w:rPr>
+          <w:rFonts w:ascii="Brill" w:hAnsi="Brill"/>
+          <w:lang w:val="es-ES"/>
+        </w:rPr>
+        <w:t xml:space="preserve"> yerro de aquel si non por si mesmo que convenie que el que era criador de todo que tomase forma de criatura que es el ombre % ca natura es derecha que con la </w:t>
+      </w:r>
+      <w:proofErr w:type="spellStart"/>
+      <w:r>
+        <w:rPr>
+          <w:rFonts w:ascii="Brill" w:hAnsi="Brill"/>
+          <w:lang w:val="es-ES"/>
+        </w:rPr>
+        <w:t>cossa</w:t>
+      </w:r>
+      <w:proofErr w:type="spellEnd"/>
+      <w:r>
+        <w:rPr>
+          <w:rFonts w:ascii="Brill" w:hAnsi="Brill"/>
+          <w:lang w:val="es-ES"/>
+        </w:rPr>
+        <w:t xml:space="preserve"> </w:t>
+      </w:r>
+      <w:proofErr w:type="spellStart"/>
+      <w:r>
+        <w:rPr>
+          <w:rFonts w:ascii="Brill" w:hAnsi="Brill"/>
+          <w:lang w:val="es-ES"/>
+        </w:rPr>
+        <w:t>mas</w:t>
+      </w:r>
+      <w:proofErr w:type="spellEnd"/>
+      <w:r>
+        <w:rPr>
+          <w:rFonts w:ascii="Brill" w:hAnsi="Brill"/>
+          <w:lang w:val="es-ES"/>
+        </w:rPr>
+        <w:t xml:space="preserve"> fuerte </w:t>
+      </w:r>
+      <w:proofErr w:type="spellStart"/>
+      <w:r>
+        <w:rPr>
+          <w:rFonts w:ascii="Brill" w:hAnsi="Brill"/>
+          <w:lang w:val="es-ES"/>
+        </w:rPr>
+        <w:t>defaze</w:t>
+      </w:r>
+      <w:proofErr w:type="spellEnd"/>
+      <w:r>
+        <w:rPr>
+          <w:rFonts w:ascii="Brill" w:hAnsi="Brill"/>
+          <w:lang w:val="es-ES"/>
+        </w:rPr>
+        <w:t xml:space="preserve"> el </w:t>
+      </w:r>
+      <w:r>
+        <w:rPr>
+          <w:rFonts w:ascii="Brill" w:hAnsi="Brill"/>
+          <w:color w:val="FF0000"/>
+          <w:lang w:val="es-ES"/>
+        </w:rPr>
         <w:t xml:space="preserve">11va </w:t>
       </w:r>
       <w:r>
         <w:rPr>
-          <w:lang w:val="es-ES"/>
-        </w:rPr>
-        <w:t xml:space="preserve">ombre la mas flaca e asi fue esto que como quier que muy estrania cosa fuese fazer dios a Adan que fuese ombre de primero mucho mas fue estranio en querer dios fazer de si que fuese ombre terrenal % ca dios non ha en si ninguna mengua % e el en querer tornar a ser la mas menguada criatura de todas las del mundo fue por gran piedat que en el ha e esto non gelo fizo fazer si non tres cosas % la primera fuerça de gran bondat que ha en el % la segunda doliendo se que non pereciese la criatura que el avia fecha % la tercera por mostrar el su poder que maño era que asi como el avia poder sobre las cosas que non eran nada tornar las a ser muy grandes e muy bonas % bien asi a poder de tornar las grandes en pequeñas quando el quisier % ca asi fue esto en torna se el que es dios en querer ser ombre % e por dios avia ordenado ya esto en si mismo de fazer lo e a aquel tienpo que el vio que convenie que fuese por esta razon cuntava el lo que avia ordenado % para fazer adelante e tan bien contado el por aquel fecho de aquella ora lo uno como lo al % e por eso dixo el fagamos ombre a nuestra imagen e a nuestra semejança % ca ya avia el aquella tomada para sise ca por aquello avia el ombre a entender el yerro de la otra % demas por razon de la alma que puso en Adan la </w:t>
-      </w:r>
-      <w:r>
-        <w:rPr>
+          <w:rFonts w:ascii="Brill" w:hAnsi="Brill"/>
+          <w:lang w:val="es-ES"/>
+        </w:rPr>
+        <w:t xml:space="preserve">ombre la </w:t>
+      </w:r>
+      <w:proofErr w:type="spellStart"/>
+      <w:r>
+        <w:rPr>
+          <w:rFonts w:ascii="Brill" w:hAnsi="Brill"/>
+          <w:lang w:val="es-ES"/>
+        </w:rPr>
+        <w:t>mas</w:t>
+      </w:r>
+      <w:proofErr w:type="spellEnd"/>
+      <w:r>
+        <w:rPr>
+          <w:rFonts w:ascii="Brill" w:hAnsi="Brill"/>
+          <w:lang w:val="es-ES"/>
+        </w:rPr>
+        <w:t xml:space="preserve"> flaca e </w:t>
+      </w:r>
+      <w:proofErr w:type="spellStart"/>
+      <w:r>
+        <w:rPr>
+          <w:rFonts w:ascii="Brill" w:hAnsi="Brill"/>
+          <w:lang w:val="es-ES"/>
+        </w:rPr>
+        <w:t>asi</w:t>
+      </w:r>
+      <w:proofErr w:type="spellEnd"/>
+      <w:r>
+        <w:rPr>
+          <w:rFonts w:ascii="Brill" w:hAnsi="Brill"/>
+          <w:lang w:val="es-ES"/>
+        </w:rPr>
+        <w:t xml:space="preserve"> fue esto que como quier que muy </w:t>
+      </w:r>
+      <w:proofErr w:type="spellStart"/>
+      <w:r>
+        <w:rPr>
+          <w:rFonts w:ascii="Brill" w:hAnsi="Brill"/>
+          <w:lang w:val="es-ES"/>
+        </w:rPr>
+        <w:t>estrania</w:t>
+      </w:r>
+      <w:proofErr w:type="spellEnd"/>
+      <w:r>
+        <w:rPr>
+          <w:rFonts w:ascii="Brill" w:hAnsi="Brill"/>
+          <w:lang w:val="es-ES"/>
+        </w:rPr>
+        <w:t xml:space="preserve"> cosa fuese fazer dios a </w:t>
+      </w:r>
+      <w:proofErr w:type="spellStart"/>
+      <w:r>
+        <w:rPr>
+          <w:rFonts w:ascii="Brill" w:hAnsi="Brill"/>
+          <w:lang w:val="es-ES"/>
+        </w:rPr>
+        <w:t>Adan</w:t>
+      </w:r>
+      <w:proofErr w:type="spellEnd"/>
+      <w:r>
+        <w:rPr>
+          <w:rFonts w:ascii="Brill" w:hAnsi="Brill"/>
+          <w:lang w:val="es-ES"/>
+        </w:rPr>
+        <w:t xml:space="preserve"> que fuese ombre de primero mucho </w:t>
+      </w:r>
+      <w:proofErr w:type="spellStart"/>
+      <w:r>
+        <w:rPr>
+          <w:rFonts w:ascii="Brill" w:hAnsi="Brill"/>
+          <w:lang w:val="es-ES"/>
+        </w:rPr>
+        <w:t>mas</w:t>
+      </w:r>
+      <w:proofErr w:type="spellEnd"/>
+      <w:r>
+        <w:rPr>
+          <w:rFonts w:ascii="Brill" w:hAnsi="Brill"/>
+          <w:lang w:val="es-ES"/>
+        </w:rPr>
+        <w:t xml:space="preserve"> fue </w:t>
+      </w:r>
+      <w:proofErr w:type="spellStart"/>
+      <w:r>
+        <w:rPr>
+          <w:rFonts w:ascii="Brill" w:hAnsi="Brill"/>
+          <w:lang w:val="es-ES"/>
+        </w:rPr>
+        <w:t>estranio</w:t>
+      </w:r>
+      <w:proofErr w:type="spellEnd"/>
+      <w:r>
+        <w:rPr>
+          <w:rFonts w:ascii="Brill" w:hAnsi="Brill"/>
+          <w:lang w:val="es-ES"/>
+        </w:rPr>
+        <w:t xml:space="preserve"> en querer dios fazer de </w:t>
+      </w:r>
+      <w:proofErr w:type="spellStart"/>
+      <w:r>
+        <w:rPr>
+          <w:rFonts w:ascii="Brill" w:hAnsi="Brill"/>
+          <w:lang w:val="es-ES"/>
+        </w:rPr>
+        <w:t>si</w:t>
+      </w:r>
+      <w:proofErr w:type="spellEnd"/>
+      <w:r>
+        <w:rPr>
+          <w:rFonts w:ascii="Brill" w:hAnsi="Brill"/>
+          <w:lang w:val="es-ES"/>
+        </w:rPr>
+        <w:t xml:space="preserve"> que fuese ombre terrenal % ca dios non ha en si ninguna mengua % </w:t>
+      </w:r>
+      <w:proofErr w:type="spellStart"/>
+      <w:r>
+        <w:rPr>
+          <w:rFonts w:ascii="Brill" w:hAnsi="Brill"/>
+          <w:lang w:val="es-ES"/>
+        </w:rPr>
+        <w:t>e</w:t>
+      </w:r>
+      <w:proofErr w:type="spellEnd"/>
+      <w:r>
+        <w:rPr>
+          <w:rFonts w:ascii="Brill" w:hAnsi="Brill"/>
+          <w:lang w:val="es-ES"/>
+        </w:rPr>
+        <w:t xml:space="preserve"> el en querer tornar a ser la </w:t>
+      </w:r>
+      <w:proofErr w:type="spellStart"/>
+      <w:r>
+        <w:rPr>
+          <w:rFonts w:ascii="Brill" w:hAnsi="Brill"/>
+          <w:lang w:val="es-ES"/>
+        </w:rPr>
+        <w:t>mas</w:t>
+      </w:r>
+      <w:proofErr w:type="spellEnd"/>
+      <w:r>
+        <w:rPr>
+          <w:rFonts w:ascii="Brill" w:hAnsi="Brill"/>
+          <w:lang w:val="es-ES"/>
+        </w:rPr>
+        <w:t xml:space="preserve"> menguada criatura de todas las del mundo fue por gran </w:t>
+      </w:r>
+      <w:proofErr w:type="spellStart"/>
+      <w:r>
+        <w:rPr>
+          <w:rFonts w:ascii="Brill" w:hAnsi="Brill"/>
+          <w:lang w:val="es-ES"/>
+        </w:rPr>
+        <w:t>piedat</w:t>
+      </w:r>
+      <w:proofErr w:type="spellEnd"/>
+      <w:r>
+        <w:rPr>
+          <w:rFonts w:ascii="Brill" w:hAnsi="Brill"/>
+          <w:lang w:val="es-ES"/>
+        </w:rPr>
+        <w:t xml:space="preserve"> que en </w:t>
+      </w:r>
+      <w:proofErr w:type="spellStart"/>
+      <w:r>
+        <w:rPr>
+          <w:rFonts w:ascii="Brill" w:hAnsi="Brill"/>
+          <w:lang w:val="es-ES"/>
+        </w:rPr>
+        <w:t>el</w:t>
+      </w:r>
+      <w:proofErr w:type="spellEnd"/>
+      <w:r>
+        <w:rPr>
+          <w:rFonts w:ascii="Brill" w:hAnsi="Brill"/>
+          <w:lang w:val="es-ES"/>
+        </w:rPr>
+        <w:t xml:space="preserve"> ha e esto non gelo fizo fazer si non tres cosas % la primera fuerça de gran </w:t>
+      </w:r>
+      <w:proofErr w:type="spellStart"/>
+      <w:r>
+        <w:rPr>
+          <w:rFonts w:ascii="Brill" w:hAnsi="Brill"/>
+          <w:lang w:val="es-ES"/>
+        </w:rPr>
+        <w:t>bondat</w:t>
+      </w:r>
+      <w:proofErr w:type="spellEnd"/>
+      <w:r>
+        <w:rPr>
+          <w:rFonts w:ascii="Brill" w:hAnsi="Brill"/>
+          <w:lang w:val="es-ES"/>
+        </w:rPr>
+        <w:t xml:space="preserve"> que ha en </w:t>
+      </w:r>
+      <w:proofErr w:type="spellStart"/>
+      <w:r>
+        <w:rPr>
+          <w:rFonts w:ascii="Brill" w:hAnsi="Brill"/>
+          <w:lang w:val="es-ES"/>
+        </w:rPr>
+        <w:t>el</w:t>
+      </w:r>
+      <w:proofErr w:type="spellEnd"/>
+      <w:r>
+        <w:rPr>
+          <w:rFonts w:ascii="Brill" w:hAnsi="Brill"/>
+          <w:lang w:val="es-ES"/>
+        </w:rPr>
+        <w:t xml:space="preserve"> % la segunda doliendo </w:t>
+      </w:r>
+      <w:proofErr w:type="spellStart"/>
+      <w:r>
+        <w:rPr>
+          <w:rFonts w:ascii="Brill" w:hAnsi="Brill"/>
+          <w:lang w:val="es-ES"/>
+        </w:rPr>
+        <w:t>se</w:t>
+      </w:r>
+      <w:proofErr w:type="spellEnd"/>
+      <w:r>
+        <w:rPr>
+          <w:rFonts w:ascii="Brill" w:hAnsi="Brill"/>
+          <w:lang w:val="es-ES"/>
+        </w:rPr>
+        <w:t xml:space="preserve"> que non pereciese la criatura que el </w:t>
+      </w:r>
+      <w:proofErr w:type="spellStart"/>
+      <w:r>
+        <w:rPr>
+          <w:rFonts w:ascii="Brill" w:hAnsi="Brill"/>
+          <w:lang w:val="es-ES"/>
+        </w:rPr>
+        <w:t>avia</w:t>
+      </w:r>
+      <w:proofErr w:type="spellEnd"/>
+      <w:r>
+        <w:rPr>
+          <w:rFonts w:ascii="Brill" w:hAnsi="Brill"/>
+          <w:lang w:val="es-ES"/>
+        </w:rPr>
+        <w:t xml:space="preserve"> fecha % la tercera por mostrar el su poder que maño era que </w:t>
+      </w:r>
+      <w:proofErr w:type="spellStart"/>
+      <w:r>
+        <w:rPr>
+          <w:rFonts w:ascii="Brill" w:hAnsi="Brill"/>
+          <w:lang w:val="es-ES"/>
+        </w:rPr>
+        <w:t>asi</w:t>
+      </w:r>
+      <w:proofErr w:type="spellEnd"/>
+      <w:r>
+        <w:rPr>
+          <w:rFonts w:ascii="Brill" w:hAnsi="Brill"/>
+          <w:lang w:val="es-ES"/>
+        </w:rPr>
+        <w:t xml:space="preserve"> como el </w:t>
+      </w:r>
+      <w:proofErr w:type="spellStart"/>
+      <w:r>
+        <w:rPr>
+          <w:rFonts w:ascii="Brill" w:hAnsi="Brill"/>
+          <w:lang w:val="es-ES"/>
+        </w:rPr>
+        <w:t>avia</w:t>
+      </w:r>
+      <w:proofErr w:type="spellEnd"/>
+      <w:r>
+        <w:rPr>
+          <w:rFonts w:ascii="Brill" w:hAnsi="Brill"/>
+          <w:lang w:val="es-ES"/>
+        </w:rPr>
+        <w:t xml:space="preserve"> poder sobre las cosas que non eran nada tornar las a ser muy grandes e muy </w:t>
+      </w:r>
+      <w:proofErr w:type="spellStart"/>
+      <w:r>
+        <w:rPr>
+          <w:rFonts w:ascii="Brill" w:hAnsi="Brill"/>
+          <w:lang w:val="es-ES"/>
+        </w:rPr>
+        <w:t>bonas</w:t>
+      </w:r>
+      <w:proofErr w:type="spellEnd"/>
+      <w:r>
+        <w:rPr>
+          <w:rFonts w:ascii="Brill" w:hAnsi="Brill"/>
+          <w:lang w:val="es-ES"/>
+        </w:rPr>
+        <w:t xml:space="preserve"> % bien </w:t>
+      </w:r>
+      <w:proofErr w:type="spellStart"/>
+      <w:r>
+        <w:rPr>
+          <w:rFonts w:ascii="Brill" w:hAnsi="Brill"/>
+          <w:lang w:val="es-ES"/>
+        </w:rPr>
+        <w:t>asi</w:t>
+      </w:r>
+      <w:proofErr w:type="spellEnd"/>
+      <w:r>
+        <w:rPr>
+          <w:rFonts w:ascii="Brill" w:hAnsi="Brill"/>
+          <w:lang w:val="es-ES"/>
+        </w:rPr>
+        <w:t xml:space="preserve"> a poder de tornar las grandes en pequeñas </w:t>
+      </w:r>
+      <w:proofErr w:type="spellStart"/>
+      <w:r>
+        <w:rPr>
+          <w:rFonts w:ascii="Brill" w:hAnsi="Brill"/>
+          <w:lang w:val="es-ES"/>
+        </w:rPr>
+        <w:t>quando</w:t>
+      </w:r>
+      <w:proofErr w:type="spellEnd"/>
+      <w:r>
+        <w:rPr>
+          <w:rFonts w:ascii="Brill" w:hAnsi="Brill"/>
+          <w:lang w:val="es-ES"/>
+        </w:rPr>
+        <w:t xml:space="preserve"> el </w:t>
+      </w:r>
+      <w:proofErr w:type="spellStart"/>
+      <w:r>
+        <w:rPr>
+          <w:rFonts w:ascii="Brill" w:hAnsi="Brill"/>
+          <w:lang w:val="es-ES"/>
+        </w:rPr>
+        <w:t>quisier</w:t>
+      </w:r>
+      <w:proofErr w:type="spellEnd"/>
+      <w:r>
+        <w:rPr>
+          <w:rFonts w:ascii="Brill" w:hAnsi="Brill"/>
+          <w:lang w:val="es-ES"/>
+        </w:rPr>
+        <w:t xml:space="preserve"> % ca </w:t>
+      </w:r>
+      <w:proofErr w:type="spellStart"/>
+      <w:r>
+        <w:rPr>
+          <w:rFonts w:ascii="Brill" w:hAnsi="Brill"/>
+          <w:lang w:val="es-ES"/>
+        </w:rPr>
+        <w:t>asi</w:t>
+      </w:r>
+      <w:proofErr w:type="spellEnd"/>
+      <w:r>
+        <w:rPr>
+          <w:rFonts w:ascii="Brill" w:hAnsi="Brill"/>
+          <w:lang w:val="es-ES"/>
+        </w:rPr>
+        <w:t xml:space="preserve"> fue esto en torna </w:t>
+      </w:r>
+      <w:proofErr w:type="spellStart"/>
+      <w:r>
+        <w:rPr>
+          <w:rFonts w:ascii="Brill" w:hAnsi="Brill"/>
+          <w:lang w:val="es-ES"/>
+        </w:rPr>
+        <w:t>se</w:t>
+      </w:r>
+      <w:proofErr w:type="spellEnd"/>
+      <w:r>
+        <w:rPr>
+          <w:rFonts w:ascii="Brill" w:hAnsi="Brill"/>
+          <w:lang w:val="es-ES"/>
+        </w:rPr>
+        <w:t xml:space="preserve"> el que es dios en querer ser ombre % e por dios </w:t>
+      </w:r>
+      <w:proofErr w:type="spellStart"/>
+      <w:r>
+        <w:rPr>
+          <w:rFonts w:ascii="Brill" w:hAnsi="Brill"/>
+          <w:lang w:val="es-ES"/>
+        </w:rPr>
+        <w:t>avia</w:t>
+      </w:r>
+      <w:proofErr w:type="spellEnd"/>
+      <w:r>
+        <w:rPr>
+          <w:rFonts w:ascii="Brill" w:hAnsi="Brill"/>
+          <w:lang w:val="es-ES"/>
+        </w:rPr>
+        <w:t xml:space="preserve"> ordenado ya esto en </w:t>
+      </w:r>
+      <w:proofErr w:type="spellStart"/>
+      <w:r>
+        <w:rPr>
+          <w:rFonts w:ascii="Brill" w:hAnsi="Brill"/>
+          <w:lang w:val="es-ES"/>
+        </w:rPr>
+        <w:t>si</w:t>
+      </w:r>
+      <w:proofErr w:type="spellEnd"/>
+      <w:r>
+        <w:rPr>
+          <w:rFonts w:ascii="Brill" w:hAnsi="Brill"/>
+          <w:lang w:val="es-ES"/>
+        </w:rPr>
+        <w:t xml:space="preserve"> mismo de fazer lo </w:t>
+      </w:r>
+      <w:proofErr w:type="spellStart"/>
+      <w:r>
+        <w:rPr>
+          <w:rFonts w:ascii="Brill" w:hAnsi="Brill"/>
+          <w:lang w:val="es-ES"/>
+        </w:rPr>
+        <w:t>e</w:t>
+      </w:r>
+      <w:proofErr w:type="spellEnd"/>
+      <w:r>
+        <w:rPr>
+          <w:rFonts w:ascii="Brill" w:hAnsi="Brill"/>
+          <w:lang w:val="es-ES"/>
+        </w:rPr>
+        <w:t xml:space="preserve"> a aquel </w:t>
+      </w:r>
+      <w:proofErr w:type="spellStart"/>
+      <w:r>
+        <w:rPr>
+          <w:rFonts w:ascii="Brill" w:hAnsi="Brill"/>
+          <w:lang w:val="es-ES"/>
+        </w:rPr>
+        <w:t>tienpo</w:t>
+      </w:r>
+      <w:proofErr w:type="spellEnd"/>
+      <w:r>
+        <w:rPr>
+          <w:rFonts w:ascii="Brill" w:hAnsi="Brill"/>
+          <w:lang w:val="es-ES"/>
+        </w:rPr>
+        <w:t xml:space="preserve"> que el vio que convenie que fuese por esta </w:t>
+      </w:r>
+      <w:proofErr w:type="spellStart"/>
+      <w:r>
+        <w:rPr>
+          <w:rFonts w:ascii="Brill" w:hAnsi="Brill"/>
+          <w:lang w:val="es-ES"/>
+        </w:rPr>
+        <w:t>razon</w:t>
+      </w:r>
+      <w:proofErr w:type="spellEnd"/>
+      <w:r>
+        <w:rPr>
+          <w:rFonts w:ascii="Brill" w:hAnsi="Brill"/>
+          <w:lang w:val="es-ES"/>
+        </w:rPr>
+        <w:t xml:space="preserve"> </w:t>
+      </w:r>
+      <w:proofErr w:type="spellStart"/>
+      <w:r>
+        <w:rPr>
+          <w:rFonts w:ascii="Brill" w:hAnsi="Brill"/>
+          <w:lang w:val="es-ES"/>
+        </w:rPr>
+        <w:t>cuntava</w:t>
+      </w:r>
+      <w:proofErr w:type="spellEnd"/>
+      <w:r>
+        <w:rPr>
+          <w:rFonts w:ascii="Brill" w:hAnsi="Brill"/>
+          <w:lang w:val="es-ES"/>
+        </w:rPr>
+        <w:t xml:space="preserve"> </w:t>
+      </w:r>
+      <w:proofErr w:type="spellStart"/>
+      <w:r>
+        <w:rPr>
+          <w:rFonts w:ascii="Brill" w:hAnsi="Brill"/>
+          <w:lang w:val="es-ES"/>
+        </w:rPr>
+        <w:t>el lo</w:t>
+      </w:r>
+      <w:proofErr w:type="spellEnd"/>
+      <w:r>
+        <w:rPr>
+          <w:rFonts w:ascii="Brill" w:hAnsi="Brill"/>
+          <w:lang w:val="es-ES"/>
+        </w:rPr>
+        <w:t xml:space="preserve"> que </w:t>
+      </w:r>
+      <w:proofErr w:type="spellStart"/>
+      <w:r>
+        <w:rPr>
+          <w:rFonts w:ascii="Brill" w:hAnsi="Brill"/>
+          <w:lang w:val="es-ES"/>
+        </w:rPr>
+        <w:t>avia</w:t>
+      </w:r>
+      <w:proofErr w:type="spellEnd"/>
+      <w:r>
+        <w:rPr>
+          <w:rFonts w:ascii="Brill" w:hAnsi="Brill"/>
+          <w:lang w:val="es-ES"/>
+        </w:rPr>
+        <w:t xml:space="preserve"> ordenado % para fazer adelante e tan bien contado el por aquel fecho de aquella ora lo uno como lo </w:t>
+      </w:r>
+      <w:proofErr w:type="spellStart"/>
+      <w:r>
+        <w:rPr>
+          <w:rFonts w:ascii="Brill" w:hAnsi="Brill"/>
+          <w:lang w:val="es-ES"/>
+        </w:rPr>
+        <w:t>al</w:t>
+      </w:r>
+      <w:proofErr w:type="spellEnd"/>
+      <w:r>
+        <w:rPr>
+          <w:rFonts w:ascii="Brill" w:hAnsi="Brill"/>
+          <w:lang w:val="es-ES"/>
+        </w:rPr>
+        <w:t xml:space="preserve"> % e por eso dixo el </w:t>
+      </w:r>
+      <w:proofErr w:type="spellStart"/>
+      <w:r>
+        <w:rPr>
+          <w:rFonts w:ascii="Brill" w:hAnsi="Brill"/>
+          <w:lang w:val="es-ES"/>
+        </w:rPr>
+        <w:t>fagamos</w:t>
+      </w:r>
+      <w:proofErr w:type="spellEnd"/>
+      <w:r>
+        <w:rPr>
+          <w:rFonts w:ascii="Brill" w:hAnsi="Brill"/>
+          <w:lang w:val="es-ES"/>
+        </w:rPr>
+        <w:t xml:space="preserve"> ombre a nuestra imagen e a nuestra semejança % ca ya </w:t>
+      </w:r>
+      <w:proofErr w:type="spellStart"/>
+      <w:r>
+        <w:rPr>
+          <w:rFonts w:ascii="Brill" w:hAnsi="Brill"/>
+          <w:lang w:val="es-ES"/>
+        </w:rPr>
+        <w:t>avia</w:t>
+      </w:r>
+      <w:proofErr w:type="spellEnd"/>
+      <w:r>
+        <w:rPr>
+          <w:rFonts w:ascii="Brill" w:hAnsi="Brill"/>
+          <w:lang w:val="es-ES"/>
+        </w:rPr>
+        <w:t xml:space="preserve"> el aquella tomada para sise ca por aquello </w:t>
+      </w:r>
+      <w:proofErr w:type="spellStart"/>
+      <w:r>
+        <w:rPr>
+          <w:rFonts w:ascii="Brill" w:hAnsi="Brill"/>
+          <w:lang w:val="es-ES"/>
+        </w:rPr>
+        <w:t>avia</w:t>
+      </w:r>
+      <w:proofErr w:type="spellEnd"/>
+      <w:r>
+        <w:rPr>
+          <w:rFonts w:ascii="Brill" w:hAnsi="Brill"/>
+          <w:lang w:val="es-ES"/>
+        </w:rPr>
+        <w:t xml:space="preserve"> el ombre a entender el yerro de la otra % </w:t>
+      </w:r>
+      <w:proofErr w:type="spellStart"/>
+      <w:r>
+        <w:rPr>
+          <w:rFonts w:ascii="Brill" w:hAnsi="Brill"/>
+          <w:lang w:val="es-ES"/>
+        </w:rPr>
+        <w:t>demas</w:t>
+      </w:r>
+      <w:proofErr w:type="spellEnd"/>
+      <w:r>
+        <w:rPr>
+          <w:rFonts w:ascii="Brill" w:hAnsi="Brill"/>
+          <w:lang w:val="es-ES"/>
+        </w:rPr>
+        <w:t xml:space="preserve"> por </w:t>
+      </w:r>
+      <w:proofErr w:type="spellStart"/>
+      <w:r>
+        <w:rPr>
+          <w:rFonts w:ascii="Brill" w:hAnsi="Brill"/>
+          <w:lang w:val="es-ES"/>
+        </w:rPr>
+        <w:t>razon</w:t>
+      </w:r>
+      <w:proofErr w:type="spellEnd"/>
+      <w:r>
+        <w:rPr>
+          <w:rFonts w:ascii="Brill" w:hAnsi="Brill"/>
+          <w:lang w:val="es-ES"/>
+        </w:rPr>
+        <w:t xml:space="preserve"> de la alma que puso en </w:t>
+      </w:r>
+      <w:proofErr w:type="spellStart"/>
+      <w:r>
+        <w:rPr>
+          <w:rFonts w:ascii="Brill" w:hAnsi="Brill"/>
+          <w:lang w:val="es-ES"/>
+        </w:rPr>
+        <w:t>Adan</w:t>
+      </w:r>
+      <w:proofErr w:type="spellEnd"/>
+      <w:r>
+        <w:rPr>
+          <w:rFonts w:ascii="Brill" w:hAnsi="Brill"/>
+          <w:lang w:val="es-ES"/>
+        </w:rPr>
+        <w:t xml:space="preserve"> la </w:t>
+      </w:r>
+      <w:r>
+        <w:rPr>
+          <w:rFonts w:ascii="Brill" w:hAnsi="Brill"/>
           <w:color w:val="FF0000"/>
           <w:lang w:val="es-ES"/>
         </w:rPr>
         <w:t xml:space="preserve">11vb </w:t>
       </w:r>
-      <w:r>
-        <w:rPr>
-          <w:lang w:val="es-ES"/>
-        </w:rPr>
-        <w:t>qual alma es de tres virtudes que son asi llamadas % la primera vegetativa % la segunda sensetiva % la tercera racional % la vegetativa es en crer que asi como el cuerpo crece ella e amuestra su poder la otra es de sentir bien e mal que l fagan la quarta es razon % e esta quarta virtud non a otra cosa viva si non la alma del ombre e es a semejante de los angeles que asi como los angeles son espiritus de entendimiento asi las almas de los ombres son espiritus de razon % e por esto dixo dios fagamos ombre a nuestra semejancia por que en la razon que la alma a la semejança de dios % e estas dos cosas que te he dicho se cunplen las dos semejanças que dios le dezie la una en semejar la alma a la figura de dios en razon % la otra en semejancia de la carne del cuerpo de Adan a la encarnacion del segundo Adan que fue Jesucristo % e el primero Adan peco % e el segundo lavo e salvo el su pecado</w:t>
+      <w:proofErr w:type="spellStart"/>
+      <w:r>
+        <w:rPr>
+          <w:rFonts w:ascii="Brill" w:hAnsi="Brill"/>
+          <w:lang w:val="es-ES"/>
+        </w:rPr>
+        <w:t>qual</w:t>
+      </w:r>
+      <w:proofErr w:type="spellEnd"/>
+      <w:r>
+        <w:rPr>
+          <w:rFonts w:ascii="Brill" w:hAnsi="Brill"/>
+          <w:lang w:val="es-ES"/>
+        </w:rPr>
+        <w:t xml:space="preserve"> alma es de tres virtudes que son </w:t>
+      </w:r>
+      <w:proofErr w:type="spellStart"/>
+      <w:r>
+        <w:rPr>
+          <w:rFonts w:ascii="Brill" w:hAnsi="Brill"/>
+          <w:lang w:val="es-ES"/>
+        </w:rPr>
+        <w:t>asi</w:t>
+      </w:r>
+      <w:proofErr w:type="spellEnd"/>
+      <w:r>
+        <w:rPr>
+          <w:rFonts w:ascii="Brill" w:hAnsi="Brill"/>
+          <w:lang w:val="es-ES"/>
+        </w:rPr>
+        <w:t xml:space="preserve"> llamadas % la primera vegetativa % la segunda </w:t>
+      </w:r>
+      <w:proofErr w:type="spellStart"/>
+      <w:r>
+        <w:rPr>
+          <w:rFonts w:ascii="Brill" w:hAnsi="Brill"/>
+          <w:lang w:val="es-ES"/>
+        </w:rPr>
+        <w:t>sensetiva</w:t>
+      </w:r>
+      <w:proofErr w:type="spellEnd"/>
+      <w:r>
+        <w:rPr>
+          <w:rFonts w:ascii="Brill" w:hAnsi="Brill"/>
+          <w:lang w:val="es-ES"/>
+        </w:rPr>
+        <w:t xml:space="preserve"> % la tercera racional % la vegetativa es en </w:t>
+      </w:r>
+      <w:proofErr w:type="spellStart"/>
+      <w:r>
+        <w:rPr>
+          <w:rFonts w:ascii="Brill" w:hAnsi="Brill"/>
+          <w:lang w:val="es-ES"/>
+        </w:rPr>
+        <w:t>crer</w:t>
+      </w:r>
+      <w:proofErr w:type="spellEnd"/>
+      <w:r>
+        <w:rPr>
+          <w:rFonts w:ascii="Brill" w:hAnsi="Brill"/>
+          <w:lang w:val="es-ES"/>
+        </w:rPr>
+        <w:t xml:space="preserve"> que </w:t>
+      </w:r>
+      <w:proofErr w:type="spellStart"/>
+      <w:r>
+        <w:rPr>
+          <w:rFonts w:ascii="Brill" w:hAnsi="Brill"/>
+          <w:lang w:val="es-ES"/>
+        </w:rPr>
+        <w:t>asi</w:t>
+      </w:r>
+      <w:proofErr w:type="spellEnd"/>
+      <w:r>
+        <w:rPr>
+          <w:rFonts w:ascii="Brill" w:hAnsi="Brill"/>
+          <w:lang w:val="es-ES"/>
+        </w:rPr>
+        <w:t xml:space="preserve"> como el cuerpo crece ella e amuestra su poder la otra es de sentir bien e mal que l fagan la </w:t>
+      </w:r>
+      <w:proofErr w:type="spellStart"/>
+      <w:r>
+        <w:rPr>
+          <w:rFonts w:ascii="Brill" w:hAnsi="Brill"/>
+          <w:lang w:val="es-ES"/>
+        </w:rPr>
+        <w:t>quarta</w:t>
+      </w:r>
+      <w:proofErr w:type="spellEnd"/>
+      <w:r>
+        <w:rPr>
+          <w:rFonts w:ascii="Brill" w:hAnsi="Brill"/>
+          <w:lang w:val="es-ES"/>
+        </w:rPr>
+        <w:t xml:space="preserve"> es </w:t>
+      </w:r>
+      <w:proofErr w:type="spellStart"/>
+      <w:r>
+        <w:rPr>
+          <w:rFonts w:ascii="Brill" w:hAnsi="Brill"/>
+          <w:lang w:val="es-ES"/>
+        </w:rPr>
+        <w:t>razon</w:t>
+      </w:r>
+      <w:proofErr w:type="spellEnd"/>
+      <w:r>
+        <w:rPr>
+          <w:rFonts w:ascii="Brill" w:hAnsi="Brill"/>
+          <w:lang w:val="es-ES"/>
+        </w:rPr>
+        <w:t xml:space="preserve"> % e esta </w:t>
+      </w:r>
+      <w:proofErr w:type="spellStart"/>
+      <w:r>
+        <w:rPr>
+          <w:rFonts w:ascii="Brill" w:hAnsi="Brill"/>
+          <w:lang w:val="es-ES"/>
+        </w:rPr>
+        <w:t>quarta</w:t>
+      </w:r>
+      <w:proofErr w:type="spellEnd"/>
+      <w:r>
+        <w:rPr>
+          <w:rFonts w:ascii="Brill" w:hAnsi="Brill"/>
+          <w:lang w:val="es-ES"/>
+        </w:rPr>
+        <w:t xml:space="preserve"> virtud non a otra cosa viva si non la alma del ombre e es a semejante de los </w:t>
+      </w:r>
+      <w:proofErr w:type="spellStart"/>
+      <w:r>
+        <w:rPr>
+          <w:rFonts w:ascii="Brill" w:hAnsi="Brill"/>
+          <w:lang w:val="es-ES"/>
+        </w:rPr>
+        <w:t>angeles</w:t>
+      </w:r>
+      <w:proofErr w:type="spellEnd"/>
+      <w:r>
+        <w:rPr>
+          <w:rFonts w:ascii="Brill" w:hAnsi="Brill"/>
+          <w:lang w:val="es-ES"/>
+        </w:rPr>
+        <w:t xml:space="preserve"> que </w:t>
+      </w:r>
+      <w:proofErr w:type="spellStart"/>
+      <w:r>
+        <w:rPr>
+          <w:rFonts w:ascii="Brill" w:hAnsi="Brill"/>
+          <w:lang w:val="es-ES"/>
+        </w:rPr>
+        <w:t>asi</w:t>
+      </w:r>
+      <w:proofErr w:type="spellEnd"/>
+      <w:r>
+        <w:rPr>
+          <w:rFonts w:ascii="Brill" w:hAnsi="Brill"/>
+          <w:lang w:val="es-ES"/>
+        </w:rPr>
+        <w:t xml:space="preserve"> como los </w:t>
+      </w:r>
+      <w:proofErr w:type="spellStart"/>
+      <w:r>
+        <w:rPr>
+          <w:rFonts w:ascii="Brill" w:hAnsi="Brill"/>
+          <w:lang w:val="es-ES"/>
+        </w:rPr>
+        <w:t>angeles</w:t>
+      </w:r>
+      <w:proofErr w:type="spellEnd"/>
+      <w:r>
+        <w:rPr>
+          <w:rFonts w:ascii="Brill" w:hAnsi="Brill"/>
+          <w:lang w:val="es-ES"/>
+        </w:rPr>
+        <w:t xml:space="preserve"> son </w:t>
+      </w:r>
+      <w:proofErr w:type="spellStart"/>
+      <w:r>
+        <w:rPr>
+          <w:rFonts w:ascii="Brill" w:hAnsi="Brill"/>
+          <w:lang w:val="es-ES"/>
+        </w:rPr>
+        <w:t>espiritus</w:t>
+      </w:r>
+      <w:proofErr w:type="spellEnd"/>
+      <w:r>
+        <w:rPr>
+          <w:rFonts w:ascii="Brill" w:hAnsi="Brill"/>
+          <w:lang w:val="es-ES"/>
+        </w:rPr>
+        <w:t xml:space="preserve"> de entendimiento </w:t>
+      </w:r>
+      <w:proofErr w:type="spellStart"/>
+      <w:r>
+        <w:rPr>
+          <w:rFonts w:ascii="Brill" w:hAnsi="Brill"/>
+          <w:lang w:val="es-ES"/>
+        </w:rPr>
+        <w:t>asi</w:t>
+      </w:r>
+      <w:proofErr w:type="spellEnd"/>
+      <w:r>
+        <w:rPr>
+          <w:rFonts w:ascii="Brill" w:hAnsi="Brill"/>
+          <w:lang w:val="es-ES"/>
+        </w:rPr>
+        <w:t xml:space="preserve"> las almas de los ombres son </w:t>
+      </w:r>
+      <w:proofErr w:type="spellStart"/>
+      <w:r>
+        <w:rPr>
+          <w:rFonts w:ascii="Brill" w:hAnsi="Brill"/>
+          <w:lang w:val="es-ES"/>
+        </w:rPr>
+        <w:t>espiritus</w:t>
+      </w:r>
+      <w:proofErr w:type="spellEnd"/>
+      <w:r>
+        <w:rPr>
+          <w:rFonts w:ascii="Brill" w:hAnsi="Brill"/>
+          <w:lang w:val="es-ES"/>
+        </w:rPr>
+        <w:t xml:space="preserve"> de </w:t>
+      </w:r>
+      <w:proofErr w:type="spellStart"/>
+      <w:r>
+        <w:rPr>
+          <w:rFonts w:ascii="Brill" w:hAnsi="Brill"/>
+          <w:lang w:val="es-ES"/>
+        </w:rPr>
+        <w:t>razon</w:t>
+      </w:r>
+      <w:proofErr w:type="spellEnd"/>
+      <w:r>
+        <w:rPr>
+          <w:rFonts w:ascii="Brill" w:hAnsi="Brill"/>
+          <w:lang w:val="es-ES"/>
+        </w:rPr>
+        <w:t xml:space="preserve"> % e por esto dixo dios </w:t>
+      </w:r>
+      <w:proofErr w:type="spellStart"/>
+      <w:r>
+        <w:rPr>
+          <w:rFonts w:ascii="Brill" w:hAnsi="Brill"/>
+          <w:lang w:val="es-ES"/>
+        </w:rPr>
+        <w:t>fagamos</w:t>
+      </w:r>
+      <w:proofErr w:type="spellEnd"/>
+      <w:r>
+        <w:rPr>
+          <w:rFonts w:ascii="Brill" w:hAnsi="Brill"/>
+          <w:lang w:val="es-ES"/>
+        </w:rPr>
+        <w:t xml:space="preserve"> ombre a nuestra </w:t>
+      </w:r>
+      <w:proofErr w:type="spellStart"/>
+      <w:r>
+        <w:rPr>
+          <w:rFonts w:ascii="Brill" w:hAnsi="Brill"/>
+          <w:lang w:val="es-ES"/>
+        </w:rPr>
+        <w:t>semejancia</w:t>
+      </w:r>
+      <w:proofErr w:type="spellEnd"/>
+      <w:r>
+        <w:rPr>
+          <w:rFonts w:ascii="Brill" w:hAnsi="Brill"/>
+          <w:lang w:val="es-ES"/>
+        </w:rPr>
+        <w:t xml:space="preserve"> por que en la </w:t>
+      </w:r>
+      <w:proofErr w:type="spellStart"/>
+      <w:r>
+        <w:rPr>
+          <w:rFonts w:ascii="Brill" w:hAnsi="Brill"/>
+          <w:lang w:val="es-ES"/>
+        </w:rPr>
+        <w:t>razon</w:t>
+      </w:r>
+      <w:proofErr w:type="spellEnd"/>
+      <w:r>
+        <w:rPr>
+          <w:rFonts w:ascii="Brill" w:hAnsi="Brill"/>
+          <w:lang w:val="es-ES"/>
+        </w:rPr>
+        <w:t xml:space="preserve"> que la alma a la semejança de dios % e estas dos cosas que te he dicho se </w:t>
+      </w:r>
+      <w:proofErr w:type="spellStart"/>
+      <w:r>
+        <w:rPr>
+          <w:rFonts w:ascii="Brill" w:hAnsi="Brill"/>
+          <w:lang w:val="es-ES"/>
+        </w:rPr>
+        <w:t>cunplen</w:t>
+      </w:r>
+      <w:proofErr w:type="spellEnd"/>
+      <w:r>
+        <w:rPr>
+          <w:rFonts w:ascii="Brill" w:hAnsi="Brill"/>
+          <w:lang w:val="es-ES"/>
+        </w:rPr>
+        <w:t xml:space="preserve"> las dos semejanças que dios le </w:t>
+      </w:r>
+      <w:proofErr w:type="spellStart"/>
+      <w:r>
+        <w:rPr>
+          <w:rFonts w:ascii="Brill" w:hAnsi="Brill"/>
+          <w:lang w:val="es-ES"/>
+        </w:rPr>
+        <w:t>dezie</w:t>
+      </w:r>
+      <w:proofErr w:type="spellEnd"/>
+      <w:r>
+        <w:rPr>
+          <w:rFonts w:ascii="Brill" w:hAnsi="Brill"/>
+          <w:lang w:val="es-ES"/>
+        </w:rPr>
+        <w:t xml:space="preserve"> la una en semejar la alma a la figura de dios en </w:t>
+      </w:r>
+      <w:proofErr w:type="spellStart"/>
+      <w:r>
+        <w:rPr>
+          <w:rFonts w:ascii="Brill" w:hAnsi="Brill"/>
+          <w:lang w:val="es-ES"/>
+        </w:rPr>
+        <w:t>razon</w:t>
+      </w:r>
+      <w:proofErr w:type="spellEnd"/>
+      <w:r>
+        <w:rPr>
+          <w:rFonts w:ascii="Brill" w:hAnsi="Brill"/>
+          <w:lang w:val="es-ES"/>
+        </w:rPr>
+        <w:t xml:space="preserve"> % la otra en </w:t>
+      </w:r>
+      <w:proofErr w:type="spellStart"/>
+      <w:r>
+        <w:rPr>
+          <w:rFonts w:ascii="Brill" w:hAnsi="Brill"/>
+          <w:lang w:val="es-ES"/>
+        </w:rPr>
+        <w:t>semejancia</w:t>
+      </w:r>
+      <w:proofErr w:type="spellEnd"/>
+      <w:r>
+        <w:rPr>
+          <w:rFonts w:ascii="Brill" w:hAnsi="Brill"/>
+          <w:lang w:val="es-ES"/>
+        </w:rPr>
+        <w:t xml:space="preserve"> de la carne del cuerpo de </w:t>
+      </w:r>
+      <w:proofErr w:type="spellStart"/>
+      <w:r>
+        <w:rPr>
+          <w:rFonts w:ascii="Brill" w:hAnsi="Brill"/>
+          <w:lang w:val="es-ES"/>
+        </w:rPr>
+        <w:t>Adan</w:t>
+      </w:r>
+      <w:proofErr w:type="spellEnd"/>
+      <w:r>
+        <w:rPr>
+          <w:rFonts w:ascii="Brill" w:hAnsi="Brill"/>
+          <w:lang w:val="es-ES"/>
+        </w:rPr>
+        <w:t xml:space="preserve"> a la </w:t>
+      </w:r>
+      <w:proofErr w:type="spellStart"/>
+      <w:r>
+        <w:rPr>
+          <w:rFonts w:ascii="Brill" w:hAnsi="Brill"/>
+          <w:lang w:val="es-ES"/>
+        </w:rPr>
+        <w:t>encarnacion</w:t>
+      </w:r>
+      <w:proofErr w:type="spellEnd"/>
+      <w:r>
+        <w:rPr>
+          <w:rFonts w:ascii="Brill" w:hAnsi="Brill"/>
+          <w:lang w:val="es-ES"/>
+        </w:rPr>
+        <w:t xml:space="preserve"> del segundo </w:t>
+      </w:r>
+      <w:proofErr w:type="spellStart"/>
+      <w:r>
+        <w:rPr>
+          <w:rFonts w:ascii="Brill" w:hAnsi="Brill"/>
+          <w:lang w:val="es-ES"/>
+        </w:rPr>
+        <w:t>Adan</w:t>
+      </w:r>
+      <w:proofErr w:type="spellEnd"/>
+      <w:r>
+        <w:rPr>
+          <w:rFonts w:ascii="Brill" w:hAnsi="Brill"/>
+          <w:lang w:val="es-ES"/>
+        </w:rPr>
+        <w:t xml:space="preserve"> que fue Jesucristo % </w:t>
+      </w:r>
+      <w:proofErr w:type="spellStart"/>
+      <w:r>
+        <w:rPr>
+          <w:rFonts w:ascii="Brill" w:hAnsi="Brill"/>
+          <w:lang w:val="es-ES"/>
+        </w:rPr>
+        <w:t>e</w:t>
+      </w:r>
+      <w:proofErr w:type="spellEnd"/>
+      <w:r>
+        <w:rPr>
+          <w:rFonts w:ascii="Brill" w:hAnsi="Brill"/>
+          <w:lang w:val="es-ES"/>
+        </w:rPr>
+        <w:t xml:space="preserve"> el primero </w:t>
+      </w:r>
+      <w:proofErr w:type="spellStart"/>
+      <w:r>
+        <w:rPr>
+          <w:rFonts w:ascii="Brill" w:hAnsi="Brill"/>
+          <w:lang w:val="es-ES"/>
+        </w:rPr>
+        <w:t>Adan</w:t>
+      </w:r>
+      <w:proofErr w:type="spellEnd"/>
+      <w:r>
+        <w:rPr>
+          <w:rFonts w:ascii="Brill" w:hAnsi="Brill"/>
+          <w:lang w:val="es-ES"/>
+        </w:rPr>
+        <w:t xml:space="preserve"> peco % </w:t>
+      </w:r>
+      <w:proofErr w:type="spellStart"/>
+      <w:r>
+        <w:rPr>
+          <w:rFonts w:ascii="Brill" w:hAnsi="Brill"/>
+          <w:lang w:val="es-ES"/>
+        </w:rPr>
+        <w:t>e</w:t>
+      </w:r>
+      <w:proofErr w:type="spellEnd"/>
+      <w:r>
+        <w:rPr>
+          <w:rFonts w:ascii="Brill" w:hAnsi="Brill"/>
+          <w:lang w:val="es-ES"/>
+        </w:rPr>
+        <w:t xml:space="preserve"> el segundo lavo e salvo el su pecado</w:t>
       </w:r>
     </w:p>
     <w:sectPr>
@@ -85,7 +2083,7 @@
 </file>
 
 <file path=word/styles.xml><?xml version="1.0" encoding="utf-8"?>
-<w:styles xmlns:mc="http://schemas.openxmlformats.org/markup-compatibility/2006" xmlns:r="http://schemas.openxmlformats.org/officeDocument/2006/relationships" xmlns:w="http://schemas.openxmlformats.org/wordprocessingml/2006/main" xmlns:w14="http://schemas.microsoft.com/office/word/2010/wordml" xmlns:w15="http://schemas.microsoft.com/office/word/2012/wordml" xmlns:w16cex="http://schemas.microsoft.com/office/word/2018/wordml/cex" xmlns:w16cid="http://schemas.microsoft.com/office/word/2016/wordml/cid" xmlns:w16="http://schemas.microsoft.com/office/word/2018/wordml" xmlns:w16sdtdh="http://schemas.microsoft.com/office/word/2020/wordml/sdtdatahash" xmlns:w16se="http://schemas.microsoft.com/office/word/2015/wordml/symex" mc:Ignorable="w14 w15 w16se w16cid w16 w16cex w16sdtdh">
+<w:styles xmlns:mc="http://schemas.openxmlformats.org/markup-compatibility/2006" xmlns:r="http://schemas.openxmlformats.org/officeDocument/2006/relationships" xmlns:w="http://schemas.openxmlformats.org/wordprocessingml/2006/main" xmlns:w14="http://schemas.microsoft.com/office/word/2010/wordml" xmlns:w15="http://schemas.microsoft.com/office/word/2012/wordml" xmlns:w16cex="http://schemas.microsoft.com/office/word/2018/wordml/cex" xmlns:w16cid="http://schemas.microsoft.com/office/word/2016/wordml/cid" xmlns:w16="http://schemas.microsoft.com/office/word/2018/wordml" xmlns:w16du="http://schemas.microsoft.com/office/word/2023/wordml/word16du" xmlns:w16sdtdh="http://schemas.microsoft.com/office/word/2020/wordml/sdtdatahash" xmlns:w16sdtfl="http://schemas.microsoft.com/office/word/2024/wordml/sdtformatlock" xmlns:w16se="http://schemas.microsoft.com/office/word/2015/wordml/symex" mc:Ignorable="w14 w15 w16se w16cid w16 w16cex w16sdtdh w16sdtfl w16du">
   <w:docDefaults>
     <w:rPrDefault>
       <w:rPr>
